--- a/people-lead/word/00-dashboard.docx
+++ b/people-lead/word/00-dashboard.docx
@@ -42,16 +42,7 @@
         <w:t>2026-08-24</w:t>
       </w:r>
       <w:r>
-        <w:t xml:space="preserve"> (dossiê inicial; 1:1 #1 em 28/07; </w:t>
-      </w:r>
-      <w:r>
-        <w:rPr>
-          <w:b/>
-        </w:rPr>
-        <w:t>#2 ainda não aconteceu</w:t>
-      </w:r>
-      <w:r>
-        <w:t>).</w:t>
+        <w:t xml:space="preserve"> (clientes corrigidos: Andressa Silva → MAPFRE; Ana Karina → BANCO BRADESCO).</w:t>
       </w:r>
     </w:p>
     <w:p>
@@ -174,7 +165,7 @@
               <w:rPr>
                 <w:sz w:val="20"/>
               </w:rPr>
-              <w:t>1:1 de fechamento com Andressa</w:t>
+              <w:t>1:1 de fechamento com Andressa Silva</w:t>
             </w:r>
           </w:p>
         </w:tc>
@@ -221,7 +212,7 @@
               <w:rPr>
                 <w:sz w:val="20"/>
               </w:rPr>
-              <w:t>1:1 de fechamento com Ana</w:t>
+              <w:t>1:1 de fechamento com Ana Karina</w:t>
             </w:r>
           </w:p>
         </w:tc>
@@ -472,7 +463,7 @@
                 <w:color w:val="FFFFFF"/>
                 <w:sz w:val="20"/>
               </w:rPr>
-              <w:t>Andressa</w:t>
+              <w:t>Andressa Silva</w:t>
             </w:r>
           </w:p>
         </w:tc>
@@ -495,7 +486,7 @@
                 <w:color w:val="FFFFFF"/>
                 <w:sz w:val="20"/>
               </w:rPr>
-              <w:t>Ana</w:t>
+              <w:t>Ana Karina</w:t>
             </w:r>
           </w:p>
         </w:tc>
@@ -589,9 +580,16 @@
             </w:r>
             <w:r>
               <w:rPr>
+                <w:b/>
                 <w:sz w:val="20"/>
               </w:rPr>
-              <w:t>Bradesco (sustentação legado)</w:t>
+              <w:t>MAPFRE</w:t>
+            </w:r>
+            <w:r>
+              <w:rPr>
+                <w:sz w:val="20"/>
+              </w:rPr>
+              <w:t xml:space="preserve"> (sustentação legado)</w:t>
             </w:r>
           </w:p>
         </w:tc>
@@ -608,16 +606,16 @@
             </w:r>
             <w:r>
               <w:rPr>
+                <w:b/>
                 <w:sz w:val="20"/>
               </w:rPr>
-              <w:t xml:space="preserve">Cadastro MAPFRE / relato Bradesco app nativo — </w:t>
+              <w:t>BANCO BRADESCO</w:t>
             </w:r>
             <w:r>
               <w:rPr>
-                <w:b/>
                 <w:sz w:val="20"/>
               </w:rPr>
-              <w:t>confirmar</w:t>
+              <w:t xml:space="preserve"> (app nativo Kotlin/Android)</w:t>
             </w:r>
           </w:p>
         </w:tc>
@@ -917,7 +915,7 @@
               <w:rPr>
                 <w:sz w:val="20"/>
               </w:rPr>
-              <w:t>Overcommit + cliente cadastrado errado</w:t>
+              <w:t>Overcommit de prioridades</w:t>
             </w:r>
           </w:p>
         </w:tc>
@@ -1014,7 +1012,7 @@
               <w:rPr>
                 <w:sz w:val="20"/>
               </w:rPr>
-              <w:t>Ajudar a narrar o trabalho real e desarmar a certificação</w:t>
+              <w:t>Ajudar a narrar o trabalho real na MAPFRE e desarmar a certificação</w:t>
             </w:r>
           </w:p>
         </w:tc>
@@ -1032,7 +1030,7 @@
               <w:rPr>
                 <w:sz w:val="20"/>
               </w:rPr>
-              <w:t>Ajudar a focar e registrar o que já é excelente</w:t>
+              <w:t>Ajudar a focar e registrar o que já é excelente no Bradesco</w:t>
             </w:r>
           </w:p>
         </w:tc>
@@ -1251,7 +1249,7 @@
               <w:rPr>
                 <w:sz w:val="20"/>
               </w:rPr>
-              <w:t>Andressa</w:t>
+              <w:t>Andressa Silva (MAPFRE)</w:t>
             </w:r>
           </w:p>
         </w:tc>
@@ -1344,7 +1342,7 @@
               <w:rPr>
                 <w:sz w:val="20"/>
               </w:rPr>
-              <w:t>Ana</w:t>
+              <w:t>Ana Karina (Bradesco)</w:t>
             </w:r>
           </w:p>
         </w:tc>
@@ -1382,7 +1380,7 @@
               <w:rPr>
                 <w:sz w:val="20"/>
               </w:rPr>
-              <w:t>Amarelo (7 metas, 1:1 #2 atrasando, cliente a confirmar)</w:t>
+              <w:t>Amarelo (7 metas; 1:1 #2 atrasando)</w:t>
             </w:r>
           </w:p>
         </w:tc>
@@ -1448,7 +1446,7 @@
         <w:pStyle w:val="ListNumber"/>
       </w:pPr>
       <w:r>
-        <w:t>Andressa: pedir e-mail do Rafael Martins; pedir 3 evidências de sustentação.</w:t>
+        <w:t>Andressa Silva (MAPFRE): pedir e-mail do Rafael Martins; pedir 3 evidências de sustentação.</w:t>
       </w:r>
     </w:p>
     <w:p>
@@ -1456,7 +1454,7 @@
         <w:pStyle w:val="ListNumber"/>
       </w:pPr>
       <w:r>
-        <w:t>Ana: destravar MAPFRE vs Bradesco; pedir 1 case de Copilot.</w:t>
+        <w:t>Ana Karina (Bradesco): pedir 1 case de Copilot; confirmar e-mail do gestor Rafael.</w:t>
       </w:r>
     </w:p>
     <w:p>
@@ -1481,6 +1479,23 @@
       </w:pPr>
       <w:r>
         <w:t>Notas rápidas (riscar quando resolvido)</w:t>
+      </w:r>
+    </w:p>
+    <w:p>
+      <w:pPr>
+        <w:pStyle w:val="ListBullet"/>
+      </w:pPr>
+      <w:r>
+        <w:t xml:space="preserve">Clientes corrigidos: </w:t>
+      </w:r>
+      <w:r>
+        <w:rPr>
+          <w:b/>
+        </w:rPr>
+        <w:t>não misturar</w:t>
+      </w:r>
+      <w:r>
+        <w:t xml:space="preserve"> MAPFRE (Andressa) com Bradesco (Ana).</w:t>
       </w:r>
     </w:p>
     <w:p>

--- a/people-lead/word/00-dashboard.docx
+++ b/people-lead/word/00-dashboard.docx
@@ -42,7 +42,7 @@
         <w:t>2026-08-28</w:t>
       </w:r>
       <w:r>
-        <w:t xml:space="preserve"> (1:1 #2 Ana Karina; clientes: Andressa Silva → MAPFRE; Ana Karina → BANCO BRADESCO).</w:t>
+        <w:t xml:space="preserve"> (RH Ana: Rafael Coloda; input PL até 11/09).</w:t>
       </w:r>
     </w:p>
     <w:p>
@@ -292,7 +292,7 @@
               <w:rPr>
                 <w:sz w:val="20"/>
               </w:rPr>
-              <w:t xml:space="preserve"> — combinado 28/08; Andressa: </w:t>
+              <w:t xml:space="preserve"> — prazo prof. 28/08; Andressa: </w:t>
             </w:r>
             <w:r>
               <w:rPr>
@@ -320,7 +320,113 @@
               <w:rPr>
                 <w:sz w:val="20"/>
               </w:rPr>
+              <w:t>Input PL — ABCD Form (Ana Karina)</w:t>
+            </w:r>
+          </w:p>
+        </w:tc>
+        <w:tc>
+          <w:tcPr>
+            <w:tcW w:type="dxa" w:w="4873"/>
+          </w:tcPr>
+          <w:p>
+            <w:r>
+              <w:rPr>
+                <w:sz w:val="20"/>
+              </w:rPr>
+            </w:r>
+            <w:r>
+              <w:rPr>
+                <w:rFonts w:ascii="Consolas" w:hAnsi="Consolas"/>
+                <w:color w:val="333333"/>
+                <w:sz w:val="20"/>
+              </w:rPr>
+              <w:t>[ABERTO]</w:t>
+            </w:r>
+            <w:r>
+              <w:rPr>
+                <w:sz w:val="20"/>
+              </w:rPr>
+              <w:t xml:space="preserve"> — </w:t>
+            </w:r>
+            <w:r>
+              <w:rPr>
+                <w:b/>
+                <w:sz w:val="20"/>
+              </w:rPr>
+              <w:t>até 11/09/2026</w:t>
+            </w:r>
+          </w:p>
+        </w:tc>
+      </w:tr>
+      <w:tr>
+        <w:tc>
+          <w:tcPr>
+            <w:tcW w:type="dxa" w:w="4873"/>
+            <w:shd w:fill="F3F6FA" w:val="clear"/>
+          </w:tcPr>
+          <w:p>
+            <w:r>
+              <w:rPr>
+                <w:sz w:val="20"/>
+              </w:rPr>
+            </w:r>
+            <w:r>
+              <w:rPr>
+                <w:sz w:val="20"/>
+              </w:rPr>
               <w:t>Avaliação do PL no sistema (setembro)</w:t>
+            </w:r>
+          </w:p>
+        </w:tc>
+        <w:tc>
+          <w:tcPr>
+            <w:tcW w:type="dxa" w:w="4873"/>
+            <w:shd w:fill="F3F6FA" w:val="clear"/>
+          </w:tcPr>
+          <w:p>
+            <w:r>
+              <w:rPr>
+                <w:sz w:val="20"/>
+              </w:rPr>
+            </w:r>
+            <w:r>
+              <w:rPr>
+                <w:sz w:val="20"/>
+              </w:rPr>
+              <w:t xml:space="preserve">Ana: deadline </w:t>
+            </w:r>
+            <w:r>
+              <w:rPr>
+                <w:b/>
+                <w:sz w:val="20"/>
+              </w:rPr>
+              <w:t>11/09</w:t>
+            </w:r>
+            <w:r>
+              <w:rPr>
+                <w:sz w:val="20"/>
+              </w:rPr>
+              <w:t>; Andressa: confirmar com Talent</w:t>
+            </w:r>
+          </w:p>
+        </w:tc>
+      </w:tr>
+      <w:tr>
+        <w:tc>
+          <w:tcPr>
+            <w:tcW w:type="dxa" w:w="4873"/>
+          </w:tcPr>
+          <w:p>
+            <w:r>
+              <w:rPr>
+                <w:sz w:val="20"/>
+              </w:rPr>
+            </w:r>
+            <w:r>
+              <w:rPr>
+                <w:sz w:val="20"/>
+              </w:rPr>
+              <w:t>Calibração da prática (meados de setembro)</w:t>
             </w:r>
           </w:p>
         </w:tc>
@@ -361,7 +467,7 @@
               <w:rPr>
                 <w:sz w:val="20"/>
               </w:rPr>
-              <w:t>Calibração da prática (meados de setembro)</w:t>
+              <w:t>Feedback novembro</w:t>
             </w:r>
           </w:p>
         </w:tc>
@@ -369,46 +475,6 @@
           <w:tcPr>
             <w:tcW w:type="dxa" w:w="4873"/>
             <w:shd w:fill="F3F6FA" w:val="clear"/>
-          </w:tcPr>
-          <w:p>
-            <w:r>
-              <w:rPr>
-                <w:sz w:val="20"/>
-              </w:rPr>
-            </w:r>
-            <w:r>
-              <w:rPr>
-                <w:rFonts w:ascii="Consolas" w:hAnsi="Consolas"/>
-                <w:color w:val="333333"/>
-                <w:sz w:val="20"/>
-              </w:rPr>
-              <w:t>[ABERTO]</w:t>
-            </w:r>
-          </w:p>
-        </w:tc>
-      </w:tr>
-      <w:tr>
-        <w:tc>
-          <w:tcPr>
-            <w:tcW w:type="dxa" w:w="4873"/>
-          </w:tcPr>
-          <w:p>
-            <w:r>
-              <w:rPr>
-                <w:sz w:val="20"/>
-              </w:rPr>
-            </w:r>
-            <w:r>
-              <w:rPr>
-                <w:sz w:val="20"/>
-              </w:rPr>
-              <w:t>Feedback novembro</w:t>
-            </w:r>
-          </w:p>
-        </w:tc>
-        <w:tc>
-          <w:tcPr>
-            <w:tcW w:type="dxa" w:w="4873"/>
           </w:tcPr>
           <w:p>
             <w:r>
@@ -1458,7 +1524,24 @@
         <w:pStyle w:val="ListNumber"/>
       </w:pPr>
       <w:r>
-        <w:t>Confirmar Ana submeteu ABCD (28/08); revisar se pediu.</w:t>
+        <w:rPr>
+          <w:b/>
+        </w:rPr>
+        <w:t>Input ABCD Form Ana — até 11/09</w:t>
+      </w:r>
+      <w:r>
+        <w:t xml:space="preserve"> (usar </w:t>
+      </w:r>
+      <w:r>
+        <w:rPr>
+          <w:rFonts w:ascii="Consolas" w:hAnsi="Consolas"/>
+          <w:color w:val="333333"/>
+          <w:sz w:val="18"/>
+        </w:rPr>
+        <w:t>ana/11-dados-oficiais-rh-ciclo.md</w:t>
+      </w:r>
+      <w:r>
+        <w:t>).</w:t>
       </w:r>
     </w:p>
     <w:p>
@@ -1466,7 +1549,7 @@
         <w:pStyle w:val="ListNumber"/>
       </w:pPr>
       <w:r>
-        <w:t>Enviar material Copilot + docs PUG para Ana; falar com Jessica.</w:t>
+        <w:t>Confirmar Ana submeteu autorreflexão (28/08); coletar feedback Jessica + Rafael Coloda.</w:t>
       </w:r>
     </w:p>
     <w:p>
@@ -1474,7 +1557,7 @@
         <w:pStyle w:val="ListNumber"/>
       </w:pPr>
       <w:r>
-        <w:t>Marcar 1:1 #3 Ana (quadro T/S/A + expectativa cargo).</w:t>
+        <w:t>Enviar material Copilot/PUG; agendar 1:1 #3 Ana (T/S/A).</w:t>
       </w:r>
     </w:p>
     <w:p>
@@ -1482,7 +1565,7 @@
         <w:pStyle w:val="ListNumber"/>
       </w:pPr>
       <w:r>
-        <w:t>Marcar 1:1 de fechamento Andressa Silva (MAPFRE).</w:t>
+        <w:t>Marcar 1:1 fechamento Andressa (MAPFRE).</w:t>
       </w:r>
     </w:p>
     <w:p>

--- a/people-lead/word/00-dashboard.docx
+++ b/people-lead/word/00-dashboard.docx
@@ -1527,10 +1527,10 @@
         <w:rPr>
           <w:b/>
         </w:rPr>
-        <w:t>Input ABCD Form Ana — até 11/09</w:t>
+        <w:t>Feedbacks Ana</w:t>
       </w:r>
       <w:r>
-        <w:t xml:space="preserve"> (usar </w:t>
+        <w:t xml:space="preserve"> — Rafael Coloda + Jessica (msgs em </w:t>
       </w:r>
       <w:r>
         <w:rPr>
@@ -1538,7 +1538,7 @@
           <w:color w:val="333333"/>
           <w:sz w:val="18"/>
         </w:rPr>
-        <w:t>ana/11-dados-oficiais-rh-ciclo.md</w:t>
+        <w:t>14-pedidos-feedback-mentorados.md</w:t>
       </w:r>
       <w:r>
         <w:t>).</w:t>
@@ -1549,7 +1549,7 @@
         <w:pStyle w:val="ListNumber"/>
       </w:pPr>
       <w:r>
-        <w:t>Confirmar Ana submeteu autorreflexão (28/08); coletar feedback Jessica + Rafael Coloda.</w:t>
+        <w:t>Cobrar Ana: autorreflexão ABCD + pedidos de feedback no Workday.</w:t>
       </w:r>
     </w:p>
     <w:p>
@@ -1557,7 +1557,13 @@
         <w:pStyle w:val="ListNumber"/>
       </w:pPr>
       <w:r>
-        <w:t>Enviar material Copilot/PUG; agendar 1:1 #3 Ana (T/S/A).</w:t>
+        <w:rPr>
+          <w:b/>
+        </w:rPr>
+        <w:t>Feedbacks Andressa</w:t>
+      </w:r>
+      <w:r>
+        <w:t xml:space="preserve"> — pedir e-mail Rafael Martins; enviar pedido.</w:t>
       </w:r>
     </w:p>
     <w:p>
@@ -1565,7 +1571,13 @@
         <w:pStyle w:val="ListNumber"/>
       </w:pPr>
       <w:r>
-        <w:t>Marcar 1:1 fechamento Andressa (MAPFRE).</w:t>
+        <w:rPr>
+          <w:b/>
+        </w:rPr>
+        <w:t>Input ABCD Form Ana — até 11/09</w:t>
+      </w:r>
+      <w:r>
+        <w:t>.</w:t>
       </w:r>
     </w:p>
     <w:p>
@@ -1573,15 +1585,7 @@
         <w:pStyle w:val="ListNumber"/>
       </w:pPr>
       <w:r>
-        <w:t>Andressa: pedir e-mail Rafael Martins; 3 evidências sustentação.</w:t>
-      </w:r>
-    </w:p>
-    <w:p>
-      <w:pPr>
-        <w:pStyle w:val="ListNumber"/>
-      </w:pPr>
-      <w:r>
-        <w:t>Revisar autoavaliação Andressa antes do Workday.</w:t>
+        <w:t>Marcar 1:1 #3 Ana / 1:1 #2 Andressa.</w:t>
       </w:r>
     </w:p>
     <w:p>
